--- a/ODMAP_protocol.docx
+++ b/ODMAP_protocol.docx
@@ -2866,7 +2866,7 @@
                 <w:sz w:val="20"/>
                 <w:szCs w:val="20"/>
               </w:rPr>
-              <w:t>*</w:t>
+              <w:t>https://doi.org/10.5281/zenodo.20157929</w:t>
             </w:r>
           </w:p>
         </w:tc>
@@ -7546,6 +7546,17 @@
       <w:szCs w:val="18"/>
     </w:rPr>
   </w:style>
+  <w:style w:type="character" w:styleId="Hyperlink">
+    <w:name w:val="Hyperlink"/>
+    <w:basedOn w:val="DefaultParagraphFont"/>
+    <w:uiPriority w:val="99"/>
+    <w:unhideWhenUsed/>
+    <w:rsid w:val="009F5D0F"/>
+    <w:rPr>
+      <w:color w:val="0563C1" w:themeColor="hyperlink"/>
+      <w:u w:val="single"/>
+    </w:rPr>
+  </w:style>
 </w:styles>
 </file>
 
